--- a/41JP Jakist program ta testuvannja/3/JP_KNT-122_Onyshchenko_19_PR3.docx
+++ b/41JP Jakist program ta testuvannja/3/JP_KNT-122_Onyshchenko_19_PR3.docx
@@ -569,13 +569,7 @@
         <w:rPr>
           <w:lang w:val="uk-UA"/>
         </w:rPr>
-        <w:t>3.2.3 Створити баг-репорти для знайдених багів. У чеклісті вказати назву  та  версію  браузерів, назву сайту.  Результат  перевірки  відзначити «Passed/Failed». Для «Failed» вказати в примітці або нотатках посилання на баг-репорти. Доповнений  та  пройдений  чекліст  в  форматі  «.xlsx»  або «.xls»  та баг-репорти додати до звіту. Звіт надати на перевірк</w:t>
-      </w:r>
-      <w:r>
-        <w:rPr>
-          <w:lang w:val="uk-UA"/>
-        </w:rPr>
-        <w:t>у.</w:t>
+        <w:t>3.2.3 Створити баг-репорти для знайдених багів. У чеклісті вказати назву  та  версію  браузерів, назву сайту.  Результат  перевірки  відзначити «Passed/Failed». Для «Failed» вказати в примітці або нотатках посилання на баг-репорти. Доповнений  та  пройдений  чекліст  в  форматі  «.xlsx»  або «.xls»  та баг-репорти додати до звіту. Звіт надати на перевірку.</w:t>
       </w:r>
     </w:p>
     <w:p>
@@ -812,6 +806,82 @@
     </w:p>
     <w:p>
       <w:pPr>
+        <w:pStyle w:val="p1"/>
+        <w:rPr/>
+      </w:pPr>
+      <w:r>
+        <w:rPr/>
+      </w:r>
+    </w:p>
+    <w:p>
+      <w:pPr>
+        <w:pStyle w:val="img1"/>
+        <w:rPr/>
+      </w:pPr>
+      <w:r>
+        <w:rPr/>
+        <w:drawing>
+          <wp:inline distT="0" distB="0" distL="0" distR="0">
+            <wp:extent cx="5215890" cy="5815330"/>
+            <wp:effectExtent l="0" t="0" r="0" b="0"/>
+            <wp:docPr id="1" name="Зображення1"/>
+            <wp:cNvGraphicFramePr>
+              <a:graphicFrameLocks xmlns:a="http://schemas.openxmlformats.org/drawingml/2006/main" noChangeAspect="1"/>
+            </wp:cNvGraphicFramePr>
+            <a:graphic xmlns:a="http://schemas.openxmlformats.org/drawingml/2006/main">
+              <a:graphicData uri="http://schemas.openxmlformats.org/drawingml/2006/picture">
+                <pic:pic xmlns:pic="http://schemas.openxmlformats.org/drawingml/2006/picture">
+                  <pic:nvPicPr>
+                    <pic:cNvPr id="1" name="Зображення1"/>
+                    <pic:cNvPicPr>
+                      <a:picLocks noChangeAspect="1" noChangeArrowheads="1"/>
+                    </pic:cNvPicPr>
+                  </pic:nvPicPr>
+                  <pic:blipFill>
+                    <a:blip r:embed="rId3"/>
+                    <a:srcRect l="0" t="0" r="49551" b="0"/>
+                    <a:stretch>
+                      <a:fillRect/>
+                    </a:stretch>
+                  </pic:blipFill>
+                  <pic:spPr bwMode="auto">
+                    <a:xfrm>
+                      <a:off x="0" y="0"/>
+                      <a:ext cx="5215890" cy="5815330"/>
+                    </a:xfrm>
+                    <a:prstGeom prst="rect">
+                      <a:avLst/>
+                    </a:prstGeom>
+                    <a:noFill/>
+                  </pic:spPr>
+                </pic:pic>
+              </a:graphicData>
+            </a:graphic>
+          </wp:inline>
+        </w:drawing>
+      </w:r>
+    </w:p>
+    <w:p>
+      <w:pPr>
+        <w:pStyle w:val="img1"/>
+        <w:rPr/>
+      </w:pPr>
+      <w:r>
+        <w:rPr/>
+        <w:t>Рисунок 1.1 — Виконання чек-лісту</w:t>
+      </w:r>
+    </w:p>
+    <w:p>
+      <w:pPr>
+        <w:pStyle w:val="p1"/>
+        <w:rPr/>
+      </w:pPr>
+      <w:r>
+        <w:rPr/>
+      </w:r>
+    </w:p>
+    <w:p>
+      <w:pPr>
         <w:pStyle w:val="h1"/>
         <w:rPr/>
       </w:pPr>
@@ -822,12 +892,165 @@
     </w:p>
     <w:p>
       <w:pPr>
+        <w:pStyle w:val="p1"/>
+        <w:rPr/>
+      </w:pPr>
+      <w:r>
+        <w:rPr/>
+      </w:r>
+    </w:p>
+    <w:p>
+      <w:pPr>
+        <w:pStyle w:val="p1"/>
+        <w:rPr/>
+      </w:pPr>
+      <w:r>
+        <w:rPr/>
+        <w:t>Благодаттю Господа Ісуса Христа було створено чек-ліст. Його було заповнено та протестовано проблеми на трьох браузерах, за завданням.</w:t>
+      </w:r>
+    </w:p>
+    <w:p>
+      <w:pPr>
+        <w:pStyle w:val="p1"/>
+        <w:rPr/>
+      </w:pPr>
+      <w:r>
+        <w:rPr/>
+      </w:r>
+    </w:p>
+    <w:p>
+      <w:pPr>
         <w:pStyle w:val="h1"/>
         <w:rPr/>
       </w:pPr>
       <w:r>
         <w:rPr/>
         <w:t>Питання</w:t>
+      </w:r>
+    </w:p>
+    <w:p>
+      <w:pPr>
+        <w:pStyle w:val="h21"/>
+        <w:rPr/>
+      </w:pPr>
+      <w:r>
+        <w:rPr/>
+        <w:t xml:space="preserve">Що відносять до дефектів розмітки (верстки)? Навести приклади та обґрунтувати відповідь. </w:t>
+      </w:r>
+    </w:p>
+    <w:p>
+      <w:pPr>
+        <w:pStyle w:val="p1"/>
+        <w:rPr/>
+      </w:pPr>
+      <w:r>
+        <w:rPr/>
+      </w:r>
+    </w:p>
+    <w:p>
+      <w:pPr>
+        <w:pStyle w:val="p1"/>
+        <w:rPr/>
+      </w:pPr>
+      <w:r>
+        <w:rPr/>
+        <w:t>Прикладом поламаної верстки є нерівні елементи сітки.</w:t>
+      </w:r>
+    </w:p>
+    <w:p>
+      <w:pPr>
+        <w:pStyle w:val="p1"/>
+        <w:rPr/>
+      </w:pPr>
+      <w:r>
+        <w:rPr/>
+        <w:t>Наприклад, якщо сайт є сайтом для продажу товарів, його сітка має бути рівною.</w:t>
+      </w:r>
+    </w:p>
+    <w:p>
+      <w:pPr>
+        <w:pStyle w:val="p1"/>
+        <w:rPr/>
+      </w:pPr>
+      <w:r>
+        <w:rPr/>
+      </w:r>
+    </w:p>
+    <w:p>
+      <w:pPr>
+        <w:pStyle w:val="h21"/>
+        <w:rPr/>
+      </w:pPr>
+      <w:r>
+        <w:rPr/>
+        <w:t>За яким принципом були додані нові пункти до чекліста? Обґрунтувати важливість нових пунктів при тестуванні сайту із завдання.</w:t>
+      </w:r>
+    </w:p>
+    <w:p>
+      <w:pPr>
+        <w:pStyle w:val="p1"/>
+        <w:rPr/>
+      </w:pPr>
+      <w:r>
+        <w:rPr/>
+      </w:r>
+    </w:p>
+    <w:p>
+      <w:pPr>
+        <w:pStyle w:val="p1"/>
+        <w:rPr/>
+      </w:pPr>
+      <w:r>
+        <w:rPr/>
+        <w:t>Нові пункти були додані за функціоналом сайту.</w:t>
+      </w:r>
+    </w:p>
+    <w:p>
+      <w:pPr>
+        <w:pStyle w:val="p1"/>
+        <w:rPr/>
+      </w:pPr>
+      <w:r>
+        <w:rPr/>
+        <w:t>Якщо додати інші пункти, вони не будуть відображати помилки саме використаного сайту.</w:t>
+      </w:r>
+    </w:p>
+    <w:p>
+      <w:pPr>
+        <w:pStyle w:val="p1"/>
+        <w:rPr/>
+      </w:pPr>
+      <w:r>
+        <w:rPr/>
+      </w:r>
+    </w:p>
+    <w:p>
+      <w:pPr>
+        <w:pStyle w:val="h21"/>
+        <w:rPr/>
+      </w:pPr>
+      <w:r>
+        <w:rPr/>
+        <w:t>Обґрунтувати необхідності створення пунктів та підпунктів в чеклісті.</w:t>
+      </w:r>
+    </w:p>
+    <w:p>
+      <w:pPr>
+        <w:pStyle w:val="p1"/>
+        <w:rPr/>
+      </w:pPr>
+      <w:r>
+        <w:rPr/>
+      </w:r>
+    </w:p>
+    <w:p>
+      <w:pPr>
+        <w:pStyle w:val="p1"/>
+        <w:rPr/>
+      </w:pPr>
+      <w:r>
+        <w:rPr/>
+        <w:t>Це потрібно, аби розробникам було зрозуміло які функції сайту не працюють коректно.</w:t>
       </w:r>
     </w:p>
     <w:sectPr>
@@ -1287,8 +1510,8 @@
       <w:lang w:val="en-US"/>
     </w:rPr>
   </w:style>
-  <w:style w:type="character" w:styleId="user">
-    <w:name w:val="Маркери (user)"/>
+  <w:style w:type="character" w:styleId="Style14">
+    <w:name w:val="Маркери"/>
     <w:qFormat/>
     <w:rPr>
       <w:rFonts w:ascii="OpenSymbol" w:hAnsi="OpenSymbol" w:eastAsia="OpenSymbol" w:cs="OpenSymbol"/>
@@ -1302,7 +1525,7 @@
       <w:bCs/>
     </w:rPr>
   </w:style>
-  <w:style w:type="paragraph" w:styleId="Style14" w:customStyle="1">
+  <w:style w:type="paragraph" w:styleId="Style15" w:customStyle="1">
     <w:name w:val="Заголовок"/>
     <w:basedOn w:val="Normal"/>
     <w:next w:val="BodyText"/>
@@ -1353,7 +1576,7 @@
       <w:szCs w:val="24"/>
     </w:rPr>
   </w:style>
-  <w:style w:type="paragraph" w:styleId="Style15" w:customStyle="1">
+  <w:style w:type="paragraph" w:styleId="Style16" w:customStyle="1">
     <w:name w:val="Покажчик"/>
     <w:basedOn w:val="Normal"/>
     <w:uiPriority w:val="0"/>
@@ -1365,7 +1588,7 @@
       <w:rFonts w:cs="Lucida Sans"/>
     </w:rPr>
   </w:style>
-  <w:style w:type="paragraph" w:styleId="user1" w:customStyle="1">
+  <w:style w:type="paragraph" w:styleId="user" w:customStyle="1">
     <w:name w:val="Заголовок (user)"/>
     <w:basedOn w:val="Normal"/>
     <w:next w:val="BodyText"/>
@@ -1381,7 +1604,7 @@
       <w:szCs w:val="28"/>
     </w:rPr>
   </w:style>
-  <w:style w:type="paragraph" w:styleId="user2" w:customStyle="1">
+  <w:style w:type="paragraph" w:styleId="user1" w:customStyle="1">
     <w:name w:val="Покажчик (user)"/>
     <w:basedOn w:val="Normal"/>
     <w:uiPriority w:val="0"/>

--- a/41JP Jakist program ta testuvannja/3/JP_KNT-122_Onyshchenko_19_PR3.docx
+++ b/41JP Jakist program ta testuvannja/3/JP_KNT-122_Onyshchenko_19_PR3.docx
@@ -806,6 +806,35 @@
     </w:p>
     <w:p>
       <w:pPr>
+        <w:pStyle w:val="h21"/>
+        <w:rPr/>
+      </w:pPr>
+      <w:r>
+        <w:rPr/>
+        <w:t>Чек ліст</w:t>
+      </w:r>
+    </w:p>
+    <w:p>
+      <w:pPr>
+        <w:pStyle w:val="p1"/>
+        <w:rPr/>
+      </w:pPr>
+      <w:r>
+        <w:rPr/>
+      </w:r>
+    </w:p>
+    <w:p>
+      <w:pPr>
+        <w:pStyle w:val="p1"/>
+        <w:rPr/>
+      </w:pPr>
+      <w:r>
+        <w:rPr/>
+        <w:t>Заповнений чек-ліст наведено нижче на картинці:</w:t>
+      </w:r>
+    </w:p>
+    <w:p>
+      <w:pPr>
         <w:pStyle w:val="p1"/>
         <w:rPr/>
       </w:pPr>
@@ -822,7 +851,7 @@
         <w:rPr/>
         <w:drawing>
           <wp:inline distT="0" distB="0" distL="0" distR="0">
-            <wp:extent cx="5215890" cy="5815330"/>
+            <wp:extent cx="5715635" cy="5648960"/>
             <wp:effectExtent l="0" t="0" r="0" b="0"/>
             <wp:docPr id="1" name="Зображення1"/>
             <wp:cNvGraphicFramePr>
@@ -839,7 +868,6 @@
                   </pic:nvPicPr>
                   <pic:blipFill>
                     <a:blip r:embed="rId3"/>
-                    <a:srcRect l="0" t="0" r="49551" b="0"/>
                     <a:stretch>
                       <a:fillRect/>
                     </a:stretch>
@@ -847,7 +875,7 @@
                   <pic:spPr bwMode="auto">
                     <a:xfrm>
                       <a:off x="0" y="0"/>
-                      <a:ext cx="5215890" cy="5815330"/>
+                      <a:ext cx="5715635" cy="5648960"/>
                     </a:xfrm>
                     <a:prstGeom prst="rect">
                       <a:avLst/>
@@ -868,7 +896,385 @@
       </w:pPr>
       <w:r>
         <w:rPr/>
-        <w:t>Рисунок 1.1 — Виконання чек-лісту</w:t>
+        <w:t>Рисунок 1.1 — Вигляд заповненої таблиці</w:t>
+      </w:r>
+    </w:p>
+    <w:p>
+      <w:pPr>
+        <w:pStyle w:val="p1"/>
+        <w:rPr/>
+      </w:pPr>
+      <w:r>
+        <w:rPr/>
+      </w:r>
+    </w:p>
+    <w:p>
+      <w:pPr>
+        <w:pStyle w:val="h21"/>
+        <w:rPr/>
+      </w:pPr>
+      <w:r>
+        <w:rPr/>
+        <w:t xml:space="preserve">Баг репорти </w:t>
+      </w:r>
+    </w:p>
+    <w:p>
+      <w:pPr>
+        <w:pStyle w:val="p1"/>
+        <w:rPr/>
+      </w:pPr>
+      <w:r>
+        <w:rPr/>
+      </w:r>
+    </w:p>
+    <w:p>
+      <w:pPr>
+        <w:pStyle w:val="p1"/>
+        <w:rPr/>
+      </w:pPr>
+      <w:r>
+        <w:rPr/>
+        <w:t xml:space="preserve">Розроблені баг-репорти створено і наведено на </w:t>
+      </w:r>
+      <w:r>
+        <w:rPr>
+          <w:lang w:val="uk-UA"/>
+        </w:rPr>
+        <w:t xml:space="preserve">картинках </w:t>
+      </w:r>
+      <w:r>
+        <w:rPr/>
+        <w:t>нижче:</w:t>
+      </w:r>
+    </w:p>
+    <w:p>
+      <w:pPr>
+        <w:pStyle w:val="p1"/>
+        <w:rPr/>
+      </w:pPr>
+      <w:r>
+        <w:rPr/>
+      </w:r>
+    </w:p>
+    <w:p>
+      <w:pPr>
+        <w:pStyle w:val="img1"/>
+        <w:rPr/>
+      </w:pPr>
+      <w:r>
+        <w:rPr/>
+        <w:drawing>
+          <wp:inline distT="0" distB="0" distL="0" distR="0">
+            <wp:extent cx="5760085" cy="2419350"/>
+            <wp:effectExtent l="0" t="0" r="0" b="0"/>
+            <wp:docPr id="2" name="Зображення2"/>
+            <wp:cNvGraphicFramePr>
+              <a:graphicFrameLocks xmlns:a="http://schemas.openxmlformats.org/drawingml/2006/main" noChangeAspect="1"/>
+            </wp:cNvGraphicFramePr>
+            <a:graphic xmlns:a="http://schemas.openxmlformats.org/drawingml/2006/main">
+              <a:graphicData uri="http://schemas.openxmlformats.org/drawingml/2006/picture">
+                <pic:pic xmlns:pic="http://schemas.openxmlformats.org/drawingml/2006/picture">
+                  <pic:nvPicPr>
+                    <pic:cNvPr id="2" name="Зображення2"/>
+                    <pic:cNvPicPr>
+                      <a:picLocks noChangeAspect="1" noChangeArrowheads="1"/>
+                    </pic:cNvPicPr>
+                  </pic:nvPicPr>
+                  <pic:blipFill>
+                    <a:blip r:embed="rId4"/>
+                    <a:stretch>
+                      <a:fillRect/>
+                    </a:stretch>
+                  </pic:blipFill>
+                  <pic:spPr bwMode="auto">
+                    <a:xfrm>
+                      <a:off x="0" y="0"/>
+                      <a:ext cx="5760085" cy="2419350"/>
+                    </a:xfrm>
+                    <a:prstGeom prst="rect">
+                      <a:avLst/>
+                    </a:prstGeom>
+                    <a:noFill/>
+                  </pic:spPr>
+                </pic:pic>
+              </a:graphicData>
+            </a:graphic>
+          </wp:inline>
+        </w:drawing>
+      </w:r>
+    </w:p>
+    <w:p>
+      <w:pPr>
+        <w:pStyle w:val="img1"/>
+        <w:rPr/>
+      </w:pPr>
+      <w:r>
+        <w:rPr/>
+        <w:t>Рисунок 2.1 — Баг репорт 1</w:t>
+      </w:r>
+    </w:p>
+    <w:p>
+      <w:pPr>
+        <w:pStyle w:val="img1"/>
+        <w:rPr/>
+      </w:pPr>
+      <w:r>
+        <w:rPr/>
+      </w:r>
+    </w:p>
+    <w:p>
+      <w:pPr>
+        <w:pStyle w:val="img1"/>
+        <w:rPr/>
+      </w:pPr>
+      <w:r>
+        <w:rPr/>
+        <w:drawing>
+          <wp:inline distT="0" distB="0" distL="0" distR="0">
+            <wp:extent cx="5760085" cy="2981325"/>
+            <wp:effectExtent l="0" t="0" r="0" b="0"/>
+            <wp:docPr id="3" name="Зображення3"/>
+            <wp:cNvGraphicFramePr>
+              <a:graphicFrameLocks xmlns:a="http://schemas.openxmlformats.org/drawingml/2006/main" noChangeAspect="1"/>
+            </wp:cNvGraphicFramePr>
+            <a:graphic xmlns:a="http://schemas.openxmlformats.org/drawingml/2006/main">
+              <a:graphicData uri="http://schemas.openxmlformats.org/drawingml/2006/picture">
+                <pic:pic xmlns:pic="http://schemas.openxmlformats.org/drawingml/2006/picture">
+                  <pic:nvPicPr>
+                    <pic:cNvPr id="3" name="Зображення3"/>
+                    <pic:cNvPicPr>
+                      <a:picLocks noChangeAspect="1" noChangeArrowheads="1"/>
+                    </pic:cNvPicPr>
+                  </pic:nvPicPr>
+                  <pic:blipFill>
+                    <a:blip r:embed="rId5"/>
+                    <a:stretch>
+                      <a:fillRect/>
+                    </a:stretch>
+                  </pic:blipFill>
+                  <pic:spPr bwMode="auto">
+                    <a:xfrm>
+                      <a:off x="0" y="0"/>
+                      <a:ext cx="5760085" cy="2981325"/>
+                    </a:xfrm>
+                    <a:prstGeom prst="rect">
+                      <a:avLst/>
+                    </a:prstGeom>
+                    <a:noFill/>
+                  </pic:spPr>
+                </pic:pic>
+              </a:graphicData>
+            </a:graphic>
+          </wp:inline>
+        </w:drawing>
+      </w:r>
+    </w:p>
+    <w:p>
+      <w:pPr>
+        <w:pStyle w:val="img1"/>
+        <w:rPr/>
+      </w:pPr>
+      <w:r>
+        <w:rPr/>
+        <w:t>Рисунок 2.2 — Баг репорт 2</w:t>
+      </w:r>
+    </w:p>
+    <w:p>
+      <w:pPr>
+        <w:pStyle w:val="img1"/>
+        <w:rPr/>
+      </w:pPr>
+      <w:r>
+        <w:rPr/>
+      </w:r>
+    </w:p>
+    <w:p>
+      <w:pPr>
+        <w:pStyle w:val="img1"/>
+        <w:rPr/>
+      </w:pPr>
+      <w:r>
+        <w:rPr/>
+        <w:drawing>
+          <wp:inline distT="0" distB="0" distL="0" distR="0">
+            <wp:extent cx="5760085" cy="3142615"/>
+            <wp:effectExtent l="0" t="0" r="0" b="0"/>
+            <wp:docPr id="4" name="Зображення4"/>
+            <wp:cNvGraphicFramePr>
+              <a:graphicFrameLocks xmlns:a="http://schemas.openxmlformats.org/drawingml/2006/main" noChangeAspect="1"/>
+            </wp:cNvGraphicFramePr>
+            <a:graphic xmlns:a="http://schemas.openxmlformats.org/drawingml/2006/main">
+              <a:graphicData uri="http://schemas.openxmlformats.org/drawingml/2006/picture">
+                <pic:pic xmlns:pic="http://schemas.openxmlformats.org/drawingml/2006/picture">
+                  <pic:nvPicPr>
+                    <pic:cNvPr id="4" name="Зображення4"/>
+                    <pic:cNvPicPr>
+                      <a:picLocks noChangeAspect="1" noChangeArrowheads="1"/>
+                    </pic:cNvPicPr>
+                  </pic:nvPicPr>
+                  <pic:blipFill>
+                    <a:blip r:embed="rId6"/>
+                    <a:stretch>
+                      <a:fillRect/>
+                    </a:stretch>
+                  </pic:blipFill>
+                  <pic:spPr bwMode="auto">
+                    <a:xfrm>
+                      <a:off x="0" y="0"/>
+                      <a:ext cx="5760085" cy="3142615"/>
+                    </a:xfrm>
+                    <a:prstGeom prst="rect">
+                      <a:avLst/>
+                    </a:prstGeom>
+                    <a:noFill/>
+                  </pic:spPr>
+                </pic:pic>
+              </a:graphicData>
+            </a:graphic>
+          </wp:inline>
+        </w:drawing>
+      </w:r>
+    </w:p>
+    <w:p>
+      <w:pPr>
+        <w:pStyle w:val="img1"/>
+        <w:rPr/>
+      </w:pPr>
+      <w:r>
+        <w:rPr/>
+        <w:t>Рисунок 2.3 — Баг репорт 3</w:t>
+      </w:r>
+    </w:p>
+    <w:p>
+      <w:pPr>
+        <w:pStyle w:val="img1"/>
+        <w:rPr/>
+      </w:pPr>
+      <w:r>
+        <w:rPr/>
+      </w:r>
+    </w:p>
+    <w:p>
+      <w:pPr>
+        <w:pStyle w:val="img1"/>
+        <w:rPr/>
+      </w:pPr>
+      <w:r>
+        <w:rPr/>
+        <w:drawing>
+          <wp:inline distT="0" distB="0" distL="0" distR="0">
+            <wp:extent cx="5760085" cy="3145790"/>
+            <wp:effectExtent l="0" t="0" r="0" b="0"/>
+            <wp:docPr id="5" name="Зображення5"/>
+            <wp:cNvGraphicFramePr>
+              <a:graphicFrameLocks xmlns:a="http://schemas.openxmlformats.org/drawingml/2006/main" noChangeAspect="1"/>
+            </wp:cNvGraphicFramePr>
+            <a:graphic xmlns:a="http://schemas.openxmlformats.org/drawingml/2006/main">
+              <a:graphicData uri="http://schemas.openxmlformats.org/drawingml/2006/picture">
+                <pic:pic xmlns:pic="http://schemas.openxmlformats.org/drawingml/2006/picture">
+                  <pic:nvPicPr>
+                    <pic:cNvPr id="5" name="Зображення5"/>
+                    <pic:cNvPicPr>
+                      <a:picLocks noChangeAspect="1" noChangeArrowheads="1"/>
+                    </pic:cNvPicPr>
+                  </pic:nvPicPr>
+                  <pic:blipFill>
+                    <a:blip r:embed="rId7"/>
+                    <a:stretch>
+                      <a:fillRect/>
+                    </a:stretch>
+                  </pic:blipFill>
+                  <pic:spPr bwMode="auto">
+                    <a:xfrm>
+                      <a:off x="0" y="0"/>
+                      <a:ext cx="5760085" cy="3145790"/>
+                    </a:xfrm>
+                    <a:prstGeom prst="rect">
+                      <a:avLst/>
+                    </a:prstGeom>
+                    <a:noFill/>
+                  </pic:spPr>
+                </pic:pic>
+              </a:graphicData>
+            </a:graphic>
+          </wp:inline>
+        </w:drawing>
+      </w:r>
+    </w:p>
+    <w:p>
+      <w:pPr>
+        <w:pStyle w:val="img1"/>
+        <w:rPr/>
+      </w:pPr>
+      <w:r>
+        <w:rPr/>
+        <w:t>Рисунок 2.4 — Баг репорт 4</w:t>
+      </w:r>
+    </w:p>
+    <w:p>
+      <w:pPr>
+        <w:pStyle w:val="img1"/>
+        <w:rPr/>
+      </w:pPr>
+      <w:r>
+        <w:rPr/>
+      </w:r>
+    </w:p>
+    <w:p>
+      <w:pPr>
+        <w:pStyle w:val="img1"/>
+        <w:rPr/>
+      </w:pPr>
+      <w:r>
+        <w:rPr/>
+        <w:drawing>
+          <wp:inline distT="0" distB="0" distL="0" distR="0">
+            <wp:extent cx="5760085" cy="3455670"/>
+            <wp:effectExtent l="0" t="0" r="0" b="0"/>
+            <wp:docPr id="6" name="Зображення6"/>
+            <wp:cNvGraphicFramePr>
+              <a:graphicFrameLocks xmlns:a="http://schemas.openxmlformats.org/drawingml/2006/main" noChangeAspect="1"/>
+            </wp:cNvGraphicFramePr>
+            <a:graphic xmlns:a="http://schemas.openxmlformats.org/drawingml/2006/main">
+              <a:graphicData uri="http://schemas.openxmlformats.org/drawingml/2006/picture">
+                <pic:pic xmlns:pic="http://schemas.openxmlformats.org/drawingml/2006/picture">
+                  <pic:nvPicPr>
+                    <pic:cNvPr id="6" name="Зображення6"/>
+                    <pic:cNvPicPr>
+                      <a:picLocks noChangeAspect="1" noChangeArrowheads="1"/>
+                    </pic:cNvPicPr>
+                  </pic:nvPicPr>
+                  <pic:blipFill>
+                    <a:blip r:embed="rId8"/>
+                    <a:stretch>
+                      <a:fillRect/>
+                    </a:stretch>
+                  </pic:blipFill>
+                  <pic:spPr bwMode="auto">
+                    <a:xfrm>
+                      <a:off x="0" y="0"/>
+                      <a:ext cx="5760085" cy="3455670"/>
+                    </a:xfrm>
+                    <a:prstGeom prst="rect">
+                      <a:avLst/>
+                    </a:prstGeom>
+                    <a:noFill/>
+                  </pic:spPr>
+                </pic:pic>
+              </a:graphicData>
+            </a:graphic>
+          </wp:inline>
+        </w:drawing>
+      </w:r>
+    </w:p>
+    <w:p>
+      <w:pPr>
+        <w:pStyle w:val="img1"/>
+        <w:rPr/>
+      </w:pPr>
+      <w:r>
+        <w:rPr/>
+        <w:t>Рисунок 2.5 — Баг репорт 5</w:t>
       </w:r>
     </w:p>
     <w:p>
@@ -906,7 +1312,17 @@
       </w:pPr>
       <w:r>
         <w:rPr/>
-        <w:t>Благодаттю Господа Ісуса Христа було створено чек-ліст. Його було заповнено та протестовано проблеми на трьох браузерах, за завданням.</w:t>
+        <w:t xml:space="preserve">Благодаттю Господа Ісуса Христа було створено чек-ліст. Його було заповнено та протестовано проблеми на трьох браузерах, за завданням. </w:t>
+      </w:r>
+    </w:p>
+    <w:p>
+      <w:pPr>
+        <w:pStyle w:val="p1"/>
+        <w:rPr/>
+      </w:pPr>
+      <w:r>
+        <w:rPr/>
+        <w:t>Для знайдених багів чекліста створено баг-репорти та заповнено за шаблоном.</w:t>
       </w:r>
     </w:p>
     <w:p>
@@ -1510,8 +1926,8 @@
       <w:lang w:val="en-US"/>
     </w:rPr>
   </w:style>
-  <w:style w:type="character" w:styleId="Style14">
-    <w:name w:val="Маркери"/>
+  <w:style w:type="character" w:styleId="user">
+    <w:name w:val="Маркери (user)"/>
     <w:qFormat/>
     <w:rPr>
       <w:rFonts w:ascii="OpenSymbol" w:hAnsi="OpenSymbol" w:eastAsia="OpenSymbol" w:cs="OpenSymbol"/>
@@ -1525,7 +1941,7 @@
       <w:bCs/>
     </w:rPr>
   </w:style>
-  <w:style w:type="paragraph" w:styleId="Style15" w:customStyle="1">
+  <w:style w:type="paragraph" w:styleId="Style14" w:customStyle="1">
     <w:name w:val="Заголовок"/>
     <w:basedOn w:val="Normal"/>
     <w:next w:val="BodyText"/>
@@ -1576,7 +1992,7 @@
       <w:szCs w:val="24"/>
     </w:rPr>
   </w:style>
-  <w:style w:type="paragraph" w:styleId="Style16" w:customStyle="1">
+  <w:style w:type="paragraph" w:styleId="Style15" w:customStyle="1">
     <w:name w:val="Покажчик"/>
     <w:basedOn w:val="Normal"/>
     <w:uiPriority w:val="0"/>
@@ -1588,7 +2004,7 @@
       <w:rFonts w:cs="Lucida Sans"/>
     </w:rPr>
   </w:style>
-  <w:style w:type="paragraph" w:styleId="user" w:customStyle="1">
+  <w:style w:type="paragraph" w:styleId="user1" w:customStyle="1">
     <w:name w:val="Заголовок (user)"/>
     <w:basedOn w:val="Normal"/>
     <w:next w:val="BodyText"/>
@@ -1604,7 +2020,7 @@
       <w:szCs w:val="28"/>
     </w:rPr>
   </w:style>
-  <w:style w:type="paragraph" w:styleId="user1" w:customStyle="1">
+  <w:style w:type="paragraph" w:styleId="user2" w:customStyle="1">
     <w:name w:val="Покажчик (user)"/>
     <w:basedOn w:val="Normal"/>
     <w:uiPriority w:val="0"/>
